--- a/SDD_個人多agent知識助理系統.docx
+++ b/SDD_個人多agent知識助理系統.docx
@@ -1976,6 +1976,46 @@
       </w:pPr>
       <w:r>
         <w:t xml:space="preserve">視覺化知識圖譜：目前Mindmap視圖已支援基本節點展開，未來可加入更多篩選與群組顯示功能</w:t>
+      </w:r>
+    </w:p>
+    <w:p>
+      <w:pPr>
+        <w:pStyle w:val="Heading1"/>
+      </w:pPr>
+      <w:r>
+        <w:t>11. 代辦事項擷取與查詢設計</w:t>
+      </w:r>
+    </w:p>
+    <w:p>
+      <w:pPr>
+        <w:pStyle w:val="ListParagraph"/>
+      </w:pPr>
+      <w:r>
+        <w:t>代辦事項的兩種來源：(1) 會議記錄——meeting-agent的output_schema定義action_items（task／owner／due_date），由Orchestrator寫入該會議文件的type_specific_data；(2) 使用者直接聲明——使用者透過Telegram文字、桌面懸浮工具，或搭配截圖並註明提醒意圖（如「提醒我」「之後提醒我」），系統記錄一筆代辦事項，不經過會議錄音/逐字稿流程。</w:t>
+      </w:r>
+    </w:p>
+    <w:p>
+      <w:pPr>
+        <w:pStyle w:val="ListParagraph"/>
+      </w:pPr>
+      <w:r>
+        <w:t>查詢彙整：GET /api/knowledge/action-items 撈取所有已完成會議文件的action_items並攤平回傳，可用due_before篩選期限。Telegram Bot的文字分類邏輯會先比對代辦意圖（正規表達式偵測「代辦」「待辦」「todo」等關鍵字），命中時直接呼叫同一份彙整邏輯並回覆結果，而不是把訊息存成一般筆記——確保REST API與對話查詢共用同一套資料，不會分歧。</w:t>
+      </w:r>
+    </w:p>
+    <w:p>
+      <w:pPr>
+        <w:pStyle w:val="ListParagraph"/>
+      </w:pPr>
+      <w:r>
+        <w:t>資料模型目前沒有「已完成」旗標，所有代辦事項一律列出，不分新舊。</w:t>
+      </w:r>
+    </w:p>
+    <w:p>
+      <w:pPr>
+        <w:pStyle w:val="ListParagraph"/>
+      </w:pPr>
+      <w:r>
+        <w:t>實作狀態（2026-07-24）：來源(1)會議記錄抽取，與查詢彙整（Telegram代辦意圖偵測＋REST API）皆已完成並live-verified。來源(2)使用者直接聲明代辦（Telegram「提醒我」語句、截圖+提醒意圖、桌面懸浮工具輸入）尚未實作，為規劃方向。</w:t>
       </w:r>
     </w:p>
     <w:sectPr>
